--- a/docs/32541-i00.docx
+++ b/docs/32541-i00.docx
@@ -596,7 +596,7 @@
                                 <v:shape id="ole_rId2" type="_x0000_tole_rId2" style="width:101.3pt;height:62.55pt" filled="f" o:ole="">
                                   <v:imagedata r:id="rId3" o:title=""/>
                                 </v:shape>
-                                <o:OLEObject Type="Embed" ProgID="" ShapeID="ole_rId2" DrawAspect="Content" ObjectID="_1218884627" r:id="rId2"/>
+                                <o:OLEObject Type="Embed" ProgID="" ShapeID="ole_rId2" DrawAspect="Content" ObjectID="_1711204560" r:id="rId2"/>
                               </w:object>
                             </w:r>
                             <w:r>
@@ -729,7 +729,7 @@
                           <v:shape id="ole_rId5" type="_x0000_tole_rId5" style="width:101.3pt;height:62.55pt" filled="f" o:ole="">
                             <v:imagedata r:id="rId6" o:title=""/>
                           </v:shape>
-                          <o:OLEObject Type="Embed" ProgID="" ShapeID="ole_rId5" DrawAspect="Content" ObjectID="_1287313922" r:id="rId5"/>
+                          <o:OLEObject Type="Embed" ProgID="" ShapeID="ole_rId5" DrawAspect="Content" ObjectID="_588368154" r:id="rId5"/>
                         </w:object>
                       </w:r>
                       <w:r>
@@ -6227,7 +6227,7 @@
           <v:shape id="ole_rId8" type="_x0000_tole_rId8" style="width:438.35pt;height:676.6pt" filled="f" o:ole="">
             <v:imagedata r:id="rId9" o:title=""/>
           </v:shape>
-          <o:OLEObject Type="Embed" ProgID="" ShapeID="ole_rId8" DrawAspect="Content" ObjectID="_1001650691" r:id="rId8"/>
+          <o:OLEObject Type="Embed" ProgID="" ShapeID="ole_rId8" DrawAspect="Content" ObjectID="_284288298" r:id="rId8"/>
         </w:object>
       </w:r>
     </w:p>
@@ -22243,7 +22243,7 @@
           <v:shape id="ole_rId11" type="_x0000_tole_rId11" style="width:454.45pt;height:232.85pt" filled="f" o:ole="">
             <v:imagedata r:id="rId12" o:title=""/>
           </v:shape>
-          <o:OLEObject Type="Embed" ProgID="" ShapeID="ole_rId11" DrawAspect="Content" ObjectID="_621528016" r:id="rId11"/>
+          <o:OLEObject Type="Embed" ProgID="" ShapeID="ole_rId11" DrawAspect="Content" ObjectID="_1187079099" r:id="rId11"/>
         </w:object>
       </w:r>
     </w:p>
@@ -22369,7 +22369,7 @@
           <v:shape id="ole_rId13" type="_x0000_tole_rId13" style="width:460.1pt;height:252.2pt" filled="f" o:ole="">
             <v:imagedata r:id="rId14" o:title=""/>
           </v:shape>
-          <o:OLEObject Type="Embed" ProgID="" ShapeID="ole_rId13" DrawAspect="Content" ObjectID="_526792712" r:id="rId13"/>
+          <o:OLEObject Type="Embed" ProgID="" ShapeID="ole_rId13" DrawAspect="Content" ObjectID="_1489410958" r:id="rId13"/>
         </w:object>
       </w:r>
     </w:p>
